--- a/QuotationApp.API/Generated/Q-20260921-c7ad45b7.docx
+++ b/QuotationApp.API/Generated/Q-20260921-c7ad45b7.docx
@@ -1438,7 +1438,7 @@
           </w:tcPr>
           <w:p>
             <w:r>
-              <w:t>Discount (0.00%):</w:t>
+              <w:t>Discount (5.00%):</w:t>
             </w:r>
           </w:p>
         </w:tc>
@@ -1454,7 +1454,7 @@
           </w:tcPr>
           <w:p>
             <w:r>
-              <w:t>0.00</w:t>
+              <w:t>17,100.00</w:t>
             </w:r>
           </w:p>
         </w:tc>
@@ -1510,7 +1510,7 @@
               <w:rPr>
                 <w:b/>
               </w:rPr>
-              <w:t>342,000.00</w:t>
+              <w:t>324,900.00</w:t>
             </w:r>
           </w:p>
         </w:tc>
@@ -1797,7 +1797,7 @@
           </w:tcPr>
           <w:p>
             <w:r>
-              <w:t>Discount (0.00%):</w:t>
+              <w:t>Discount (5.00%):</w:t>
             </w:r>
           </w:p>
         </w:tc>
@@ -1813,7 +1813,7 @@
           </w:tcPr>
           <w:p>
             <w:r>
-              <w:t>0.00</w:t>
+              <w:t>17,100.00</w:t>
             </w:r>
           </w:p>
         </w:tc>
@@ -1869,7 +1869,7 @@
               <w:rPr>
                 <w:b/>
               </w:rPr>
-              <w:t>342,000.00</w:t>
+              <w:t>324,900.00</w:t>
             </w:r>
           </w:p>
         </w:tc>
